--- a/courses/new-syllabi/AI371-Syllabus-DRAFT.docx
+++ b/courses/new-syllabi/AI371-Syllabus-DRAFT.docx
@@ -361,7 +361,7 @@
         <w:pStyle w:val="FirstParagraph"/>
       </w:pPr>
       <w:r>
-        <w:t xml:space="preserve">Moves beyond traditional Cyber Ethics to address rapidly evolving AI challenges: algorithmic bias, automated decision-making, generative AI ethics, data equity, digital surveillance, the “alignment problem,” and AI governance.</w:t>
+        <w:t xml:space="preserve">Cyber and AI Ethics moves beyond traditional cyber ethics to address rapidly evolving AI challenges. This course emphasizes applying established ethical frameworks and professional codes to decisions made both by people and by automated systems. Students will explore Deontology, Utilitarianism, and Virtue Ethics, professional codes of conduct, and responsible disclosure, then apply them to algorithmic bias, automated decision-making, generative AI ethics, data equity, and digital surveillance. The curriculum also covers accountability when an AI agent causes harm, AI-driven misinformation and its effect on civil liberties, the “alignment problem,” and AI governance frameworks such as the NIST AI Risk Management Framework and the EU AI Act. Learners gain hands-on experience through case-based virtual labs, including a bias audit, a research paper on a real AI case, and a team project that analyzes an ethical failure. Mastery of these concepts will equip students to develop an Ethical AI Framework that incorporates data transparency, model explainability, and human-in-the-loop oversight.</w:t>
       </w:r>
     </w:p>
     <w:bookmarkEnd w:id="57"/>
